--- a/docs/ingles/Wilson dos Santos - 01October2025.docx
+++ b/docs/ingles/Wilson dos Santos - 01October2025.docx
@@ -239,17 +239,20 @@
         <w:ind w:left="720"/>
         <w:rPr>
           <w:rFonts w:ascii="Aptos" w:hAnsi="Aptos"/>
-        </w:rPr>
-      </w:pPr>
-      <w:r>
-        <w:rPr>
-          <w:rFonts w:ascii="Aptos" w:hAnsi="Aptos"/>
+          <w:lang w:val="pt-BR"/>
+        </w:rPr>
+      </w:pPr>
+      <w:r>
+        <w:rPr>
+          <w:rFonts w:ascii="Aptos" w:hAnsi="Aptos"/>
+          <w:lang w:val="pt-BR"/>
         </w:rPr>
         <w:t xml:space="preserve">What will happen </w:t>
       </w:r>
       <w:r>
         <w:rPr>
           <w:rFonts w:ascii="Aptos" w:hAnsi="Aptos"/>
+          <w:lang w:val="pt-BR"/>
         </w:rPr>
         <w:t>if Microsoft ends the partnership with OpenAI?</w:t>
       </w:r>
@@ -284,11 +287,13 @@
         <w:ind w:left="720"/>
         <w:rPr>
           <w:rFonts w:ascii="Aptos" w:hAnsi="Aptos"/>
-        </w:rPr>
-      </w:pPr>
-      <w:r>
-        <w:rPr>
-          <w:rFonts w:ascii="Aptos" w:hAnsi="Aptos"/>
+          <w:lang w:val="pt-BR"/>
+        </w:rPr>
+      </w:pPr>
+      <w:r>
+        <w:rPr>
+          <w:rFonts w:ascii="Aptos" w:hAnsi="Aptos"/>
+          <w:lang w:val="pt-BR"/>
         </w:rPr>
         <w:t>Did you change departments in the company?</w:t>
       </w:r>
@@ -323,23 +328,27 @@
         <w:ind w:left="720"/>
         <w:rPr>
           <w:rFonts w:ascii="Aptos" w:hAnsi="Aptos"/>
-        </w:rPr>
-      </w:pPr>
-      <w:r>
-        <w:rPr>
-          <w:rFonts w:ascii="Aptos" w:hAnsi="Aptos"/>
+          <w:lang w:val="pt-BR"/>
+        </w:rPr>
+      </w:pPr>
+      <w:r>
+        <w:rPr>
+          <w:rFonts w:ascii="Aptos" w:hAnsi="Aptos"/>
+          <w:lang w:val="pt-BR"/>
         </w:rPr>
         <w:t xml:space="preserve">Did you have </w:t>
       </w:r>
       <w:r>
         <w:rPr>
           <w:rFonts w:ascii="Aptos" w:hAnsi="Aptos"/>
+          <w:lang w:val="pt-BR"/>
         </w:rPr>
         <w:t>a barbecue to celebrate the victory/win</w:t>
       </w:r>
       <w:r>
         <w:rPr>
           <w:rFonts w:ascii="Aptos" w:hAnsi="Aptos"/>
+          <w:lang w:val="pt-BR"/>
         </w:rPr>
         <w:t xml:space="preserve"> in the championship?</w:t>
       </w:r>
@@ -374,17 +383,20 @@
         <w:ind w:left="720"/>
         <w:rPr>
           <w:rFonts w:ascii="Aptos" w:hAnsi="Aptos"/>
-        </w:rPr>
-      </w:pPr>
-      <w:r>
-        <w:rPr>
-          <w:rFonts w:ascii="Aptos" w:hAnsi="Aptos"/>
+          <w:lang w:val="pt-BR"/>
+        </w:rPr>
+      </w:pPr>
+      <w:r>
+        <w:rPr>
+          <w:rFonts w:ascii="Aptos" w:hAnsi="Aptos"/>
+          <w:lang w:val="pt-BR"/>
         </w:rPr>
         <w:t xml:space="preserve">What </w:t>
       </w:r>
       <w:r>
         <w:rPr>
           <w:rFonts w:ascii="Aptos" w:hAnsi="Aptos"/>
+          <w:lang w:val="pt-BR"/>
         </w:rPr>
         <w:t>are the benefits of physical activity/exercising?</w:t>
       </w:r>
@@ -397,11 +409,13 @@
         <w:ind w:left="0"/>
         <w:rPr>
           <w:rFonts w:ascii="Aptos" w:hAnsi="Aptos"/>
-        </w:rPr>
-      </w:pPr>
-      <w:r>
-        <w:rPr>
-          <w:rFonts w:ascii="Aptos" w:hAnsi="Aptos"/>
+          <w:lang w:val="pt-BR"/>
+        </w:rPr>
+      </w:pPr>
+      <w:r>
+        <w:rPr>
+          <w:rFonts w:ascii="Aptos" w:hAnsi="Aptos"/>
+          <w:lang w:val="pt-BR"/>
         </w:rPr>
         <w:t> </w:t>
       </w:r>
@@ -422,55 +436,7 @@
           <w:rFonts w:ascii="Aptos" w:hAnsi="Aptos"/>
           <w:lang w:val="pt-BR"/>
         </w:rPr>
-        <w:t xml:space="preserve">More </w:t>
-      </w:r>
-      <w:proofErr w:type="spellStart"/>
-      <w:r>
-        <w:rPr>
-          <w:rFonts w:ascii="Aptos" w:hAnsi="Aptos"/>
-          <w:lang w:val="pt-BR"/>
-        </w:rPr>
-        <w:t>sentences</w:t>
-      </w:r>
-      <w:proofErr w:type="spellEnd"/>
-      <w:r>
-        <w:rPr>
-          <w:rFonts w:ascii="Aptos" w:hAnsi="Aptos"/>
-          <w:lang w:val="pt-BR"/>
-        </w:rPr>
-        <w:t xml:space="preserve"> </w:t>
-      </w:r>
-      <w:proofErr w:type="spellStart"/>
-      <w:r>
-        <w:rPr>
-          <w:rFonts w:ascii="Aptos" w:hAnsi="Aptos"/>
-          <w:lang w:val="pt-BR"/>
-        </w:rPr>
-        <w:t>to</w:t>
-      </w:r>
-      <w:proofErr w:type="spellEnd"/>
-      <w:r>
-        <w:rPr>
-          <w:rFonts w:ascii="Aptos" w:hAnsi="Aptos"/>
-          <w:lang w:val="pt-BR"/>
-        </w:rPr>
-        <w:t xml:space="preserve"> </w:t>
-      </w:r>
-      <w:proofErr w:type="spellStart"/>
-      <w:r>
-        <w:rPr>
-          <w:rFonts w:ascii="Aptos" w:hAnsi="Aptos"/>
-          <w:lang w:val="pt-BR"/>
-        </w:rPr>
-        <w:t>practice</w:t>
-      </w:r>
-      <w:proofErr w:type="spellEnd"/>
-      <w:r>
-        <w:rPr>
-          <w:rFonts w:ascii="Aptos" w:hAnsi="Aptos"/>
-          <w:lang w:val="pt-BR"/>
-        </w:rPr>
-        <w:t>:</w:t>
+        <w:t>More sentences to practice:</w:t>
       </w:r>
     </w:p>
     <w:p>
@@ -487,21 +453,12 @@
           <w:lang w:val="pt-BR"/>
         </w:rPr>
       </w:pPr>
-      <w:proofErr w:type="spellStart"/>
-      <w:r>
-        <w:rPr>
-          <w:rFonts w:ascii="Aptos" w:hAnsi="Aptos"/>
-          <w:lang w:val="pt-BR"/>
-        </w:rPr>
-        <w:t>Lorna</w:t>
-      </w:r>
-      <w:proofErr w:type="spellEnd"/>
-      <w:r>
-        <w:rPr>
-          <w:rFonts w:ascii="Aptos" w:hAnsi="Aptos"/>
-          <w:lang w:val="pt-BR"/>
-        </w:rPr>
-        <w:t xml:space="preserve"> frequentemente assiste séries à noite, mas Alice geralmente fica no Instagram.</w:t>
+      <w:r>
+        <w:rPr>
+          <w:rFonts w:ascii="Aptos" w:hAnsi="Aptos"/>
+          <w:lang w:val="pt-BR"/>
+        </w:rPr>
+        <w:t>Lorna frequentemente assiste séries à noite, mas Alice geralmente fica no Instagram.</w:t>
       </w:r>
     </w:p>
     <w:p>
@@ -512,29 +469,34 @@
         <w:ind w:left="720"/>
         <w:rPr>
           <w:rFonts w:ascii="Aptos" w:hAnsi="Aptos"/>
-        </w:rPr>
-      </w:pPr>
-      <w:r>
-        <w:rPr>
-          <w:rFonts w:ascii="Aptos" w:hAnsi="Aptos"/>
+          <w:lang w:val="pt-BR"/>
+        </w:rPr>
+      </w:pPr>
+      <w:r>
+        <w:rPr>
+          <w:rFonts w:ascii="Aptos" w:hAnsi="Aptos"/>
+          <w:lang w:val="pt-BR"/>
         </w:rPr>
         <w:t xml:space="preserve">Lorna often </w:t>
       </w:r>
       <w:r>
         <w:rPr>
           <w:rFonts w:ascii="Aptos" w:hAnsi="Aptos"/>
+          <w:lang w:val="pt-BR"/>
         </w:rPr>
         <w:t xml:space="preserve">watches </w:t>
       </w:r>
       <w:r>
         <w:rPr>
           <w:rFonts w:ascii="Aptos" w:hAnsi="Aptos"/>
+          <w:lang w:val="pt-BR"/>
         </w:rPr>
         <w:t xml:space="preserve">series in the evening, but Alice </w:t>
       </w:r>
       <w:r>
         <w:rPr>
           <w:rFonts w:ascii="Aptos" w:hAnsi="Aptos"/>
+          <w:lang w:val="pt-BR"/>
         </w:rPr>
         <w:t xml:space="preserve">is usually on Instragram. </w:t>
       </w:r>
@@ -569,23 +531,27 @@
         <w:ind w:left="720"/>
         <w:rPr>
           <w:rFonts w:ascii="Aptos" w:hAnsi="Aptos"/>
-        </w:rPr>
-      </w:pPr>
-      <w:r>
-        <w:rPr>
-          <w:rFonts w:ascii="Aptos" w:hAnsi="Aptos"/>
+          <w:lang w:val="pt-BR"/>
+        </w:rPr>
+      </w:pPr>
+      <w:r>
+        <w:rPr>
+          <w:rFonts w:ascii="Aptos" w:hAnsi="Aptos"/>
+          <w:lang w:val="pt-BR"/>
         </w:rPr>
         <w:t xml:space="preserve">I am </w:t>
       </w:r>
       <w:r>
         <w:rPr>
           <w:rFonts w:ascii="Aptos" w:hAnsi="Aptos"/>
+          <w:lang w:val="pt-BR"/>
         </w:rPr>
         <w:t xml:space="preserve">often tired. I work hard </w:t>
       </w:r>
       <w:r>
         <w:rPr>
           <w:rFonts w:ascii="Aptos" w:hAnsi="Aptos"/>
+          <w:lang w:val="pt-BR"/>
         </w:rPr>
         <w:t>and I don’t relax much.</w:t>
       </w:r>
@@ -634,23 +600,27 @@
         <w:ind w:left="720"/>
         <w:rPr>
           <w:rFonts w:ascii="Aptos" w:hAnsi="Aptos"/>
-        </w:rPr>
-      </w:pPr>
-      <w:r>
-        <w:rPr>
-          <w:rFonts w:ascii="Aptos" w:hAnsi="Aptos"/>
+          <w:lang w:val="pt-BR"/>
+        </w:rPr>
+      </w:pPr>
+      <w:r>
+        <w:rPr>
+          <w:rFonts w:ascii="Aptos" w:hAnsi="Aptos"/>
+          <w:lang w:val="pt-BR"/>
         </w:rPr>
         <w:t xml:space="preserve">My mother </w:t>
       </w:r>
       <w:r>
         <w:rPr>
           <w:rFonts w:ascii="Aptos" w:hAnsi="Aptos"/>
+          <w:lang w:val="pt-BR"/>
         </w:rPr>
         <w:t xml:space="preserve">goes to the gym every day, but my father doesn’t </w:t>
       </w:r>
       <w:r>
         <w:rPr>
           <w:rFonts w:ascii="Aptos" w:hAnsi="Aptos"/>
+          <w:lang w:val="pt-BR"/>
         </w:rPr>
         <w:t>do any exercise.</w:t>
       </w:r>
@@ -663,35 +633,41 @@
         <w:ind w:left="720"/>
         <w:rPr>
           <w:rFonts w:ascii="Aptos" w:hAnsi="Aptos"/>
-        </w:rPr>
-      </w:pPr>
-      <w:r>
-        <w:rPr>
-          <w:rFonts w:ascii="Aptos" w:hAnsi="Aptos"/>
+          <w:lang w:val="pt-BR"/>
+        </w:rPr>
+      </w:pPr>
+      <w:r>
+        <w:rPr>
+          <w:rFonts w:ascii="Aptos" w:hAnsi="Aptos"/>
+          <w:lang w:val="pt-BR"/>
         </w:rPr>
         <w:tab/>
       </w:r>
       <w:r>
         <w:rPr>
           <w:rFonts w:ascii="Aptos" w:hAnsi="Aptos"/>
+          <w:lang w:val="pt-BR"/>
         </w:rPr>
         <w:tab/>
       </w:r>
       <w:r>
         <w:rPr>
           <w:rFonts w:ascii="Aptos" w:hAnsi="Aptos"/>
+          <w:lang w:val="pt-BR"/>
         </w:rPr>
         <w:tab/>
       </w:r>
       <w:r>
         <w:rPr>
           <w:rFonts w:ascii="Aptos" w:hAnsi="Aptos"/>
+          <w:lang w:val="pt-BR"/>
         </w:rPr>
         <w:tab/>
       </w:r>
       <w:r>
         <w:rPr>
           <w:rFonts w:ascii="Aptos" w:hAnsi="Aptos"/>
+          <w:lang w:val="pt-BR"/>
         </w:rPr>
         <w:tab/>
         <w:t>but my father does no exercise.</w:t>
@@ -727,35 +703,41 @@
         <w:ind w:left="720"/>
         <w:rPr>
           <w:rFonts w:ascii="Aptos" w:hAnsi="Aptos"/>
-        </w:rPr>
-      </w:pPr>
-      <w:r>
-        <w:rPr>
-          <w:rFonts w:ascii="Aptos" w:hAnsi="Aptos"/>
+          <w:lang w:val="pt-BR"/>
+        </w:rPr>
+      </w:pPr>
+      <w:r>
+        <w:rPr>
+          <w:rFonts w:ascii="Aptos" w:hAnsi="Aptos"/>
+          <w:lang w:val="pt-BR"/>
         </w:rPr>
         <w:t>Do you</w:t>
       </w:r>
       <w:r>
         <w:rPr>
           <w:rFonts w:ascii="Aptos" w:hAnsi="Aptos"/>
+          <w:lang w:val="pt-BR"/>
         </w:rPr>
         <w:t xml:space="preserve"> </w:t>
       </w:r>
       <w:r>
         <w:rPr>
           <w:rFonts w:ascii="Aptos" w:hAnsi="Aptos"/>
+          <w:lang w:val="pt-BR"/>
         </w:rPr>
         <w:t xml:space="preserve">often </w:t>
       </w:r>
       <w:r>
         <w:rPr>
           <w:rFonts w:ascii="Aptos" w:hAnsi="Aptos"/>
+          <w:lang w:val="pt-BR"/>
         </w:rPr>
         <w:t>use public transportation</w:t>
       </w:r>
       <w:r>
         <w:rPr>
           <w:rFonts w:ascii="Aptos" w:hAnsi="Aptos"/>
+          <w:lang w:val="pt-BR"/>
         </w:rPr>
         <w:t>?</w:t>
       </w:r>
@@ -768,29 +750,34 @@
         <w:ind w:left="720"/>
         <w:rPr>
           <w:rFonts w:ascii="Aptos" w:hAnsi="Aptos"/>
-        </w:rPr>
-      </w:pPr>
-      <w:r>
-        <w:rPr>
-          <w:rFonts w:ascii="Aptos" w:hAnsi="Aptos"/>
+          <w:lang w:val="pt-BR"/>
+        </w:rPr>
+      </w:pPr>
+      <w:r>
+        <w:rPr>
+          <w:rFonts w:ascii="Aptos" w:hAnsi="Aptos"/>
+          <w:lang w:val="pt-BR"/>
         </w:rPr>
         <w:t xml:space="preserve">Do you </w:t>
       </w:r>
       <w:r>
         <w:rPr>
           <w:rFonts w:ascii="Aptos" w:hAnsi="Aptos"/>
+          <w:lang w:val="pt-BR"/>
         </w:rPr>
         <w:t>[frequently</w:t>
       </w:r>
       <w:r>
         <w:rPr>
           <w:rFonts w:ascii="Aptos" w:hAnsi="Aptos"/>
+          <w:lang w:val="pt-BR"/>
         </w:rPr>
         <w:t xml:space="preserve">] </w:t>
       </w:r>
       <w:r>
         <w:rPr>
           <w:rFonts w:ascii="Aptos" w:hAnsi="Aptos"/>
+          <w:lang w:val="pt-BR"/>
         </w:rPr>
         <w:t>use public transportation frequently?</w:t>
       </w:r>
@@ -839,17 +826,20 @@
         <w:ind w:left="720"/>
         <w:rPr>
           <w:rFonts w:ascii="Aptos" w:hAnsi="Aptos"/>
-        </w:rPr>
-      </w:pPr>
-      <w:r>
-        <w:rPr>
-          <w:rFonts w:ascii="Aptos" w:hAnsi="Aptos"/>
+          <w:lang w:val="pt-BR"/>
+        </w:rPr>
+      </w:pPr>
+      <w:r>
+        <w:rPr>
+          <w:rFonts w:ascii="Aptos" w:hAnsi="Aptos"/>
+          <w:lang w:val="pt-BR"/>
         </w:rPr>
         <w:t xml:space="preserve">Does your family </w:t>
       </w:r>
       <w:r>
         <w:rPr>
           <w:rFonts w:ascii="Aptos" w:hAnsi="Aptos"/>
+          <w:lang w:val="pt-BR"/>
         </w:rPr>
         <w:t>recycle paper, plastic and glass?</w:t>
       </w:r>
@@ -884,11 +874,13 @@
         <w:ind w:left="720"/>
         <w:rPr>
           <w:rFonts w:ascii="Aptos" w:hAnsi="Aptos"/>
-        </w:rPr>
-      </w:pPr>
-      <w:r>
-        <w:rPr>
-          <w:rFonts w:ascii="Aptos" w:hAnsi="Aptos"/>
+          <w:lang w:val="pt-BR"/>
+        </w:rPr>
+      </w:pPr>
+      <w:r>
+        <w:rPr>
+          <w:rFonts w:ascii="Aptos" w:hAnsi="Aptos"/>
+          <w:lang w:val="pt-BR"/>
         </w:rPr>
         <w:t>Do you and your friend play tennis together?</w:t>
       </w:r>
@@ -923,23 +915,27 @@
         <w:ind w:left="720"/>
         <w:rPr>
           <w:rFonts w:ascii="Aptos" w:hAnsi="Aptos"/>
-        </w:rPr>
-      </w:pPr>
-      <w:r>
-        <w:rPr>
-          <w:rFonts w:ascii="Aptos" w:hAnsi="Aptos"/>
+          <w:lang w:val="pt-BR"/>
+        </w:rPr>
+      </w:pPr>
+      <w:r>
+        <w:rPr>
+          <w:rFonts w:ascii="Aptos" w:hAnsi="Aptos"/>
+          <w:lang w:val="pt-BR"/>
         </w:rPr>
         <w:t xml:space="preserve">Who is </w:t>
       </w:r>
       <w:r>
         <w:rPr>
           <w:rFonts w:ascii="Aptos" w:hAnsi="Aptos"/>
+          <w:lang w:val="pt-BR"/>
         </w:rPr>
         <w:t xml:space="preserve">giving </w:t>
       </w:r>
       <w:r>
         <w:rPr>
           <w:rFonts w:ascii="Aptos" w:hAnsi="Aptos"/>
+          <w:lang w:val="pt-BR"/>
         </w:rPr>
         <w:t>the training this week?</w:t>
       </w:r>
@@ -952,6 +948,7 @@
         <w:ind w:left="720"/>
         <w:rPr>
           <w:rFonts w:ascii="Aptos" w:hAnsi="Aptos"/>
+          <w:lang w:val="pt-BR"/>
         </w:rPr>
       </w:pPr>
     </w:p>
@@ -986,17 +983,20 @@
         <w:ind w:left="720"/>
         <w:rPr>
           <w:rFonts w:ascii="Aptos" w:hAnsi="Aptos"/>
-        </w:rPr>
-      </w:pPr>
-      <w:r>
-        <w:rPr>
-          <w:rFonts w:ascii="Aptos" w:hAnsi="Aptos"/>
+          <w:lang w:val="pt-BR"/>
+        </w:rPr>
+      </w:pPr>
+      <w:r>
+        <w:rPr>
+          <w:rFonts w:ascii="Aptos" w:hAnsi="Aptos"/>
+          <w:lang w:val="pt-BR"/>
         </w:rPr>
         <w:t>It rains</w:t>
       </w:r>
       <w:r>
         <w:rPr>
           <w:rFonts w:ascii="Aptos" w:hAnsi="Aptos"/>
+          <w:lang w:val="pt-BR"/>
         </w:rPr>
         <w:t xml:space="preserve"> a lot here.</w:t>
       </w:r>
@@ -1031,23 +1031,27 @@
         <w:ind w:left="720"/>
         <w:rPr>
           <w:rFonts w:ascii="Aptos" w:hAnsi="Aptos"/>
-        </w:rPr>
-      </w:pPr>
-      <w:r>
-        <w:rPr>
-          <w:rFonts w:ascii="Aptos" w:hAnsi="Aptos"/>
+          <w:lang w:val="pt-BR"/>
+        </w:rPr>
+      </w:pPr>
+      <w:r>
+        <w:rPr>
+          <w:rFonts w:ascii="Aptos" w:hAnsi="Aptos"/>
+          <w:lang w:val="pt-BR"/>
         </w:rPr>
         <w:t xml:space="preserve">Who </w:t>
       </w:r>
       <w:r>
         <w:rPr>
           <w:rFonts w:ascii="Aptos" w:hAnsi="Aptos"/>
+          <w:lang w:val="pt-BR"/>
         </w:rPr>
         <w:t xml:space="preserve">is making this </w:t>
       </w:r>
       <w:r>
         <w:rPr>
           <w:rFonts w:ascii="Aptos" w:hAnsi="Aptos"/>
+          <w:lang w:val="pt-BR"/>
         </w:rPr>
         <w:t>horrible noise?</w:t>
       </w:r>
@@ -1079,17 +1083,20 @@
         <w:ind w:left="720"/>
         <w:rPr>
           <w:rFonts w:ascii="Aptos" w:hAnsi="Aptos"/>
-        </w:rPr>
-      </w:pPr>
-      <w:r>
-        <w:rPr>
-          <w:rFonts w:ascii="Aptos" w:hAnsi="Aptos"/>
+          <w:lang w:val="pt-BR"/>
+        </w:rPr>
+      </w:pPr>
+      <w:r>
+        <w:rPr>
+          <w:rFonts w:ascii="Aptos" w:hAnsi="Aptos"/>
+          <w:lang w:val="pt-BR"/>
         </w:rPr>
         <w:t xml:space="preserve">Is she </w:t>
       </w:r>
       <w:r>
         <w:rPr>
           <w:rFonts w:ascii="Aptos" w:hAnsi="Aptos"/>
+          <w:lang w:val="pt-BR"/>
         </w:rPr>
         <w:t>making this horrible noise?</w:t>
       </w:r>
@@ -1125,59 +1132,69 @@
         <w:ind w:left="720"/>
         <w:rPr>
           <w:rFonts w:ascii="Aptos" w:hAnsi="Aptos"/>
-        </w:rPr>
-      </w:pPr>
-      <w:r>
-        <w:rPr>
-          <w:rFonts w:ascii="Aptos" w:hAnsi="Aptos"/>
+          <w:lang w:val="pt-BR"/>
+        </w:rPr>
+      </w:pPr>
+      <w:r>
+        <w:rPr>
+          <w:rFonts w:ascii="Aptos" w:hAnsi="Aptos"/>
+          <w:lang w:val="pt-BR"/>
         </w:rPr>
         <w:t xml:space="preserve">It’s </w:t>
       </w:r>
       <w:r>
         <w:rPr>
           <w:rFonts w:ascii="Aptos" w:hAnsi="Aptos"/>
+          <w:lang w:val="pt-BR"/>
         </w:rPr>
         <w:t>getting</w:t>
       </w:r>
       <w:r>
         <w:rPr>
           <w:rFonts w:ascii="Aptos" w:hAnsi="Aptos"/>
+          <w:lang w:val="pt-BR"/>
         </w:rPr>
         <w:t xml:space="preserve"> </w:t>
       </w:r>
       <w:r>
         <w:rPr>
           <w:rFonts w:ascii="Aptos" w:hAnsi="Aptos"/>
+          <w:lang w:val="pt-BR"/>
         </w:rPr>
         <w:t xml:space="preserve">very cold. </w:t>
       </w:r>
       <w:r>
         <w:rPr>
           <w:rFonts w:ascii="Aptos" w:hAnsi="Aptos"/>
+          <w:lang w:val="pt-BR"/>
         </w:rPr>
         <w:t>Let</w:t>
       </w:r>
       <w:r>
         <w:rPr>
           <w:rFonts w:ascii="Aptos" w:hAnsi="Aptos"/>
+          <w:lang w:val="pt-BR"/>
         </w:rPr>
         <w:t>’</w:t>
       </w:r>
       <w:r>
         <w:rPr>
           <w:rFonts w:ascii="Aptos" w:hAnsi="Aptos"/>
+          <w:lang w:val="pt-BR"/>
         </w:rPr>
         <w:t xml:space="preserve">s go </w:t>
       </w:r>
       <w:r>
         <w:rPr>
           <w:rFonts w:ascii="Aptos" w:hAnsi="Aptos"/>
+          <w:lang w:val="pt-BR"/>
         </w:rPr>
         <w:t>insid</w:t>
       </w:r>
       <w:r>
         <w:rPr>
           <w:rFonts w:ascii="Aptos" w:hAnsi="Aptos"/>
+          <w:lang w:val="pt-BR"/>
         </w:rPr>
         <w:t xml:space="preserve">e.      </w:t>
       </w:r>
@@ -1191,11 +1208,13 @@
         <w:ind w:left="720"/>
         <w:rPr>
           <w:rFonts w:ascii="Aptos" w:hAnsi="Aptos"/>
-        </w:rPr>
-      </w:pPr>
-      <w:r>
-        <w:rPr>
-          <w:rFonts w:ascii="Aptos" w:hAnsi="Aptos"/>
+          <w:lang w:val="pt-BR"/>
+        </w:rPr>
+      </w:pPr>
+      <w:r>
+        <w:rPr>
+          <w:rFonts w:ascii="Aptos" w:hAnsi="Aptos"/>
+          <w:lang w:val="pt-BR"/>
         </w:rPr>
         <w:t>Please put the book into/inside the box.</w:t>
       </w:r>
@@ -1230,35 +1249,41 @@
         <w:ind w:left="720"/>
         <w:rPr>
           <w:rFonts w:ascii="Aptos" w:hAnsi="Aptos"/>
-        </w:rPr>
-      </w:pPr>
-      <w:r>
-        <w:rPr>
-          <w:rFonts w:ascii="Aptos" w:hAnsi="Aptos"/>
+          <w:lang w:val="pt-BR"/>
+        </w:rPr>
+      </w:pPr>
+      <w:r>
+        <w:rPr>
+          <w:rFonts w:ascii="Aptos" w:hAnsi="Aptos"/>
+          <w:lang w:val="pt-BR"/>
         </w:rPr>
         <w:t>At this time</w:t>
       </w:r>
       <w:r>
         <w:rPr>
           <w:rFonts w:ascii="Aptos" w:hAnsi="Aptos"/>
+          <w:lang w:val="pt-BR"/>
         </w:rPr>
         <w:t xml:space="preserve"> last year</w:t>
       </w:r>
       <w:r>
         <w:rPr>
           <w:rFonts w:ascii="Aptos" w:hAnsi="Aptos"/>
+          <w:lang w:val="pt-BR"/>
         </w:rPr>
         <w:t xml:space="preserve">, we </w:t>
       </w:r>
       <w:r>
         <w:rPr>
           <w:rFonts w:ascii="Aptos" w:hAnsi="Aptos"/>
+          <w:lang w:val="pt-BR"/>
         </w:rPr>
         <w:t xml:space="preserve">were </w:t>
       </w:r>
       <w:r>
         <w:rPr>
           <w:rFonts w:ascii="Aptos" w:hAnsi="Aptos"/>
+          <w:lang w:val="pt-BR"/>
         </w:rPr>
         <w:t>planning that big project.</w:t>
       </w:r>
@@ -1282,23 +1307,7 @@
           <w:rFonts w:ascii="Aptos" w:hAnsi="Aptos"/>
           <w:lang w:val="pt-BR"/>
         </w:rPr>
-        <w:t xml:space="preserve">Estava um caos no aeroporto ontem à noite. Milhares de pessoas estavam esperando por seus </w:t>
-      </w:r>
-      <w:proofErr w:type="spellStart"/>
-      <w:r>
-        <w:rPr>
-          <w:rFonts w:ascii="Aptos" w:hAnsi="Aptos"/>
-          <w:lang w:val="pt-BR"/>
-        </w:rPr>
-        <w:t>vôos</w:t>
-      </w:r>
-      <w:proofErr w:type="spellEnd"/>
-      <w:r>
-        <w:rPr>
-          <w:rFonts w:ascii="Aptos" w:hAnsi="Aptos"/>
-          <w:lang w:val="pt-BR"/>
-        </w:rPr>
-        <w:t xml:space="preserve">. </w:t>
+        <w:t xml:space="preserve">Estava um caos no aeroporto ontem à noite. Milhares de pessoas estavam esperando por seus vôos. </w:t>
       </w:r>
     </w:p>
     <w:p>
@@ -1309,53 +1318,62 @@
         <w:ind w:left="720"/>
         <w:rPr>
           <w:rFonts w:ascii="Aptos" w:hAnsi="Aptos"/>
-        </w:rPr>
-      </w:pPr>
-      <w:r>
-        <w:rPr>
-          <w:rFonts w:ascii="Aptos" w:hAnsi="Aptos"/>
+          <w:lang w:val="pt-BR"/>
+        </w:rPr>
+      </w:pPr>
+      <w:r>
+        <w:rPr>
+          <w:rFonts w:ascii="Aptos" w:hAnsi="Aptos"/>
+          <w:lang w:val="pt-BR"/>
         </w:rPr>
         <w:t xml:space="preserve">It </w:t>
       </w:r>
       <w:r>
         <w:rPr>
           <w:rFonts w:ascii="Aptos" w:hAnsi="Aptos"/>
+          <w:lang w:val="pt-BR"/>
         </w:rPr>
         <w:t>was</w:t>
       </w:r>
       <w:r>
         <w:rPr>
           <w:rFonts w:ascii="Aptos" w:hAnsi="Aptos"/>
+          <w:lang w:val="pt-BR"/>
         </w:rPr>
         <w:t xml:space="preserve"> </w:t>
       </w:r>
       <w:r>
         <w:rPr>
           <w:rFonts w:ascii="Aptos" w:hAnsi="Aptos"/>
+          <w:lang w:val="pt-BR"/>
         </w:rPr>
         <w:t xml:space="preserve">chaos at the airport last night. </w:t>
       </w:r>
       <w:r>
         <w:rPr>
           <w:rFonts w:ascii="Aptos" w:hAnsi="Aptos"/>
+          <w:lang w:val="pt-BR"/>
         </w:rPr>
         <w:t xml:space="preserve">Thousands of people </w:t>
       </w:r>
       <w:r>
         <w:rPr>
           <w:rFonts w:ascii="Aptos" w:hAnsi="Aptos"/>
+          <w:lang w:val="pt-BR"/>
         </w:rPr>
         <w:t xml:space="preserve">were waiting for </w:t>
       </w:r>
       <w:r>
         <w:rPr>
           <w:rFonts w:ascii="Aptos" w:hAnsi="Aptos"/>
+          <w:lang w:val="pt-BR"/>
         </w:rPr>
         <w:t>their</w:t>
       </w:r>
       <w:r>
         <w:rPr>
           <w:rFonts w:ascii="Aptos" w:hAnsi="Aptos"/>
+          <w:lang w:val="pt-BR"/>
         </w:rPr>
         <w:t xml:space="preserve"> flights.</w:t>
       </w:r>
@@ -1390,53 +1408,62 @@
         <w:ind w:left="720"/>
         <w:rPr>
           <w:rFonts w:ascii="Aptos" w:hAnsi="Aptos"/>
-        </w:rPr>
-      </w:pPr>
-      <w:r>
-        <w:rPr>
-          <w:rFonts w:ascii="Aptos" w:hAnsi="Aptos"/>
+          <w:lang w:val="pt-BR"/>
+        </w:rPr>
+      </w:pPr>
+      <w:r>
+        <w:rPr>
+          <w:rFonts w:ascii="Aptos" w:hAnsi="Aptos"/>
+          <w:lang w:val="pt-BR"/>
         </w:rPr>
         <w:t xml:space="preserve">Where </w:t>
       </w:r>
       <w:r>
         <w:rPr>
           <w:rFonts w:ascii="Aptos" w:hAnsi="Aptos"/>
+          <w:lang w:val="pt-BR"/>
         </w:rPr>
         <w:t xml:space="preserve">was </w:t>
       </w:r>
       <w:r>
         <w:rPr>
           <w:rFonts w:ascii="Aptos" w:hAnsi="Aptos"/>
+          <w:lang w:val="pt-BR"/>
         </w:rPr>
         <w:t>grandma</w:t>
       </w:r>
       <w:r>
         <w:rPr>
           <w:rFonts w:ascii="Aptos" w:hAnsi="Aptos"/>
+          <w:lang w:val="pt-BR"/>
         </w:rPr>
         <w:t>/granny</w:t>
       </w:r>
       <w:r>
         <w:rPr>
           <w:rFonts w:ascii="Aptos" w:hAnsi="Aptos"/>
+          <w:lang w:val="pt-BR"/>
         </w:rPr>
         <w:t xml:space="preserve"> </w:t>
       </w:r>
       <w:r>
         <w:rPr>
           <w:rFonts w:ascii="Aptos" w:hAnsi="Aptos"/>
+          <w:lang w:val="pt-BR"/>
         </w:rPr>
         <w:t xml:space="preserve">going when </w:t>
       </w:r>
       <w:r>
         <w:rPr>
           <w:rFonts w:ascii="Aptos" w:hAnsi="Aptos"/>
+          <w:lang w:val="pt-BR"/>
         </w:rPr>
         <w:t>you saw</w:t>
       </w:r>
       <w:r>
         <w:rPr>
           <w:rFonts w:ascii="Aptos" w:hAnsi="Aptos"/>
+          <w:lang w:val="pt-BR"/>
         </w:rPr>
         <w:t xml:space="preserve"> her this morning?</w:t>
       </w:r>
@@ -1460,55 +1487,7 @@
           <w:rFonts w:ascii="Aptos" w:hAnsi="Aptos"/>
           <w:lang w:val="pt-BR"/>
         </w:rPr>
-        <w:t>Eu vou retribuir a ajuda que recebi criando um sopão para crianças. [</w:t>
-      </w:r>
-      <w:proofErr w:type="spellStart"/>
-      <w:r>
-        <w:rPr>
-          <w:rFonts w:ascii="Aptos" w:hAnsi="Aptos"/>
-          <w:lang w:val="pt-BR"/>
-        </w:rPr>
-        <w:t>soup</w:t>
-      </w:r>
-      <w:proofErr w:type="spellEnd"/>
-      <w:r>
-        <w:rPr>
-          <w:rFonts w:ascii="Aptos" w:hAnsi="Aptos"/>
-          <w:lang w:val="pt-BR"/>
-        </w:rPr>
-        <w:t xml:space="preserve"> </w:t>
-      </w:r>
-      <w:proofErr w:type="spellStart"/>
-      <w:r>
-        <w:rPr>
-          <w:rFonts w:ascii="Aptos" w:hAnsi="Aptos"/>
-          <w:lang w:val="pt-BR"/>
-        </w:rPr>
-        <w:t>kitchen</w:t>
-      </w:r>
-      <w:proofErr w:type="spellEnd"/>
-      <w:r>
-        <w:rPr>
-          <w:rFonts w:ascii="Aptos" w:hAnsi="Aptos"/>
-          <w:lang w:val="pt-BR"/>
-        </w:rPr>
-        <w:t xml:space="preserve">; </w:t>
-      </w:r>
-      <w:proofErr w:type="spellStart"/>
-      <w:r>
-        <w:rPr>
-          <w:rFonts w:ascii="Aptos" w:hAnsi="Aptos"/>
-          <w:lang w:val="pt-BR"/>
-        </w:rPr>
-        <w:t>meal</w:t>
-      </w:r>
-      <w:proofErr w:type="spellEnd"/>
-      <w:r>
-        <w:rPr>
-          <w:rFonts w:ascii="Aptos" w:hAnsi="Aptos"/>
-          <w:lang w:val="pt-BR"/>
-        </w:rPr>
-        <w:t xml:space="preserve"> center]</w:t>
+        <w:t>Eu vou retribuir a ajuda que recebi criando um sopão para crianças. [soup kitchen; meal center]</w:t>
       </w:r>
     </w:p>
     <w:p>
@@ -1519,29 +1498,34 @@
         <w:ind w:left="720"/>
         <w:rPr>
           <w:rFonts w:ascii="Aptos" w:hAnsi="Aptos"/>
-        </w:rPr>
-      </w:pPr>
-      <w:r>
-        <w:rPr>
-          <w:rFonts w:ascii="Aptos" w:hAnsi="Aptos"/>
+          <w:lang w:val="pt-BR"/>
+        </w:rPr>
+      </w:pPr>
+      <w:r>
+        <w:rPr>
+          <w:rFonts w:ascii="Aptos" w:hAnsi="Aptos"/>
+          <w:lang w:val="pt-BR"/>
         </w:rPr>
         <w:t xml:space="preserve">I’m </w:t>
       </w:r>
       <w:r>
         <w:rPr>
           <w:rFonts w:ascii="Aptos" w:hAnsi="Aptos"/>
+          <w:lang w:val="pt-BR"/>
         </w:rPr>
         <w:t xml:space="preserve">going to return the help that </w:t>
       </w:r>
       <w:r>
         <w:rPr>
           <w:rFonts w:ascii="Aptos" w:hAnsi="Aptos"/>
+          <w:lang w:val="pt-BR"/>
         </w:rPr>
         <w:t>I received creating</w:t>
       </w:r>
       <w:r>
         <w:rPr>
           <w:rFonts w:ascii="Aptos" w:hAnsi="Aptos"/>
+          <w:lang w:val="pt-BR"/>
         </w:rPr>
         <w:t xml:space="preserve"> a soup kitchen for children.</w:t>
       </w:r>
@@ -1565,23 +1549,7 @@
           <w:rFonts w:ascii="Aptos" w:hAnsi="Aptos"/>
           <w:lang w:val="pt-BR"/>
         </w:rPr>
-        <w:t>O comediante de stand-</w:t>
-      </w:r>
-      <w:proofErr w:type="spellStart"/>
-      <w:r>
-        <w:rPr>
-          <w:rFonts w:ascii="Aptos" w:hAnsi="Aptos"/>
-          <w:lang w:val="pt-BR"/>
-        </w:rPr>
-        <w:t>up</w:t>
-      </w:r>
-      <w:proofErr w:type="spellEnd"/>
-      <w:r>
-        <w:rPr>
-          <w:rFonts w:ascii="Aptos" w:hAnsi="Aptos"/>
-          <w:lang w:val="pt-BR"/>
-        </w:rPr>
-        <w:t xml:space="preserve"> recusou a oferta de um milhão de dólares participar de um festival no Oriente Médio.</w:t>
+        <w:t>O comediante de stand-up recusou a oferta de um milhão de dólares participar de um festival no Oriente Médio.</w:t>
       </w:r>
     </w:p>
     <w:p>
@@ -5229,7 +5197,6 @@
   <w:style w:type="character" w:default="1" w:styleId="DefaultParagraphFont">
     <w:name w:val="Default Paragraph Font"/>
     <w:uiPriority w:val="1"/>
-    <w:semiHidden/>
     <w:unhideWhenUsed/>
   </w:style>
   <w:style w:type="table" w:default="1" w:styleId="TableNormal">
@@ -5670,10 +5637,4 @@
     </a:ext>
   </a:extLst>
 </a:theme>
-</file>
-
-<file path=docMetadata/LabelInfo.xml><?xml version="1.0" encoding="utf-8"?>
-<clbl:labelList xmlns:clbl="http://schemas.microsoft.com/office/2020/mipLabelMetadata">
-  <clbl:label id="{87867195-f2b8-4ac2-b0b6-6bb73cb33afc}" enabled="1" method="Privileged" siteId="{72f988bf-86f1-41af-91ab-2d7cd011db47}" contentBits="0" removed="0"/>
-</clbl:labelList>
 </file>